--- a/reports/Andreyuk/1/rep/ОИИС1Андреюк.docx
+++ b/reports/Andreyuk/1/rep/ОИИС1Андреюк.docx
@@ -1208,7 +1208,7 @@
         <w:spacing w:before="60"/>
         <w:rPr>
           <w:rFonts w:hint="default"/>
-          <w:lang w:val="ru-RU"/>
+          <w:lang w:val="en-US"/>
         </w:rPr>
       </w:pPr>
       <w:r>
@@ -1259,6 +1259,111 @@
     </w:p>
     <w:p>
       <w:pPr>
+        <w:pStyle w:val="3"/>
+        <w:spacing w:before="60"/>
+        <w:rPr>
+          <w:rFonts w:hint="default"/>
+          <w:b w:val="0"/>
+          <w:bCs w:val="0"/>
+          <w:lang w:val="ru-RU"/>
+        </w:rPr>
+      </w:pPr>
+      <w:r>
+        <w:rPr>
+          <w:rFonts w:hint="default" w:ascii="Times New Roman" w:hAnsi="Times New Roman" w:eastAsia="SimSun" w:cs="Times New Roman"/>
+          <w:b w:val="0"/>
+          <w:bCs w:val="0"/>
+          <w:i w:val="0"/>
+          <w:iCs w:val="0"/>
+          <w:caps w:val="0"/>
+          <w:color w:val="000000"/>
+          <w:spacing w:val="0"/>
+          <w:sz w:val="27"/>
+          <w:szCs w:val="27"/>
+          <w:lang w:val="ru-RU"/>
+        </w:rPr>
+        <w:t>М</w:t>
+      </w:r>
+      <w:r>
+        <w:rPr>
+          <w:rFonts w:hint="default" w:ascii="Times New Roman" w:hAnsi="Times New Roman" w:eastAsia="SimSun" w:cs="Times New Roman"/>
+          <w:b w:val="0"/>
+          <w:bCs w:val="0"/>
+          <w:i w:val="0"/>
+          <w:iCs w:val="0"/>
+          <w:caps w:val="0"/>
+          <w:color w:val="000000"/>
+          <w:spacing w:val="0"/>
+          <w:sz w:val="27"/>
+          <w:szCs w:val="27"/>
+        </w:rPr>
+        <w:t>одел</w:t>
+      </w:r>
+      <w:r>
+        <w:rPr>
+          <w:rFonts w:hint="default" w:ascii="Times New Roman" w:hAnsi="Times New Roman" w:eastAsia="SimSun" w:cs="Times New Roman"/>
+          <w:b w:val="0"/>
+          <w:bCs w:val="0"/>
+          <w:i w:val="0"/>
+          <w:iCs w:val="0"/>
+          <w:caps w:val="0"/>
+          <w:color w:val="000000"/>
+          <w:spacing w:val="0"/>
+          <w:sz w:val="27"/>
+          <w:szCs w:val="27"/>
+          <w:lang w:val="ru-RU"/>
+        </w:rPr>
+        <w:t>ь СНС(99.1%)</w:t>
+      </w:r>
+      <w:r>
+        <w:rPr>
+          <w:rFonts w:hint="default" w:ascii="Times New Roman" w:hAnsi="Times New Roman" w:eastAsia="SimSun" w:cs="Times New Roman"/>
+          <w:b w:val="0"/>
+          <w:bCs w:val="0"/>
+          <w:i w:val="0"/>
+          <w:iCs w:val="0"/>
+          <w:caps w:val="0"/>
+          <w:color w:val="000000"/>
+          <w:spacing w:val="0"/>
+          <w:sz w:val="27"/>
+          <w:szCs w:val="27"/>
+        </w:rPr>
+        <w:t xml:space="preserve"> заметно ниже SOTA (99.7%). </w:t>
+      </w:r>
+      <w:r>
+        <w:rPr>
+          <w:rFonts w:hint="default" w:ascii="Times New Roman" w:hAnsi="Times New Roman" w:eastAsia="SimSun" w:cs="Times New Roman"/>
+          <w:b w:val="0"/>
+          <w:bCs w:val="0"/>
+          <w:i w:val="0"/>
+          <w:iCs w:val="0"/>
+          <w:caps w:val="0"/>
+          <w:color w:val="000000"/>
+          <w:spacing w:val="0"/>
+          <w:sz w:val="27"/>
+          <w:szCs w:val="27"/>
+          <w:lang w:val="ru-RU"/>
+        </w:rPr>
+        <w:t>А</w:t>
+      </w:r>
+      <w:r>
+        <w:rPr>
+          <w:rFonts w:hint="default" w:ascii="Times New Roman" w:hAnsi="Times New Roman" w:eastAsia="SimSun" w:cs="Times New Roman"/>
+          <w:b w:val="0"/>
+          <w:bCs w:val="0"/>
+          <w:i w:val="0"/>
+          <w:iCs w:val="0"/>
+          <w:caps w:val="0"/>
+          <w:color w:val="000000"/>
+          <w:spacing w:val="0"/>
+          <w:sz w:val="27"/>
+          <w:szCs w:val="27"/>
+        </w:rPr>
+        <w:t xml:space="preserve"> кастомная СНС при этом проще и лучше согласована с выборкой.</w:t>
+      </w:r>
+    </w:p>
+    <w:p>
+      <w:pPr>
         <w:spacing w:before="190" w:line="355" w:lineRule="auto"/>
         <w:ind w:right="0"/>
         <w:jc w:val="left"/>
@@ -1644,7 +1749,7 @@
   <w:docDefaults>
     <w:rPrDefault>
       <w:rPr>
-        <w:rFonts w:asciiTheme="minorHAnsi" w:hAnsiTheme="minorHAnsi" w:eastAsiaTheme="minorHAnsi" w:cstheme="minorBidi"/>
+        <w:rFonts w:ascii="Times New Roman" w:hAnsi="Times New Roman" w:eastAsia="SimSun" w:cs="Times New Roman"/>
       </w:rPr>
     </w:rPrDefault>
     <w:pPrDefault/>
